--- a/Project_Documentation.docx
+++ b/Project_Documentation.docx
@@ -14,7 +14,7 @@
           <w:b/>
           <w:bCs/>
         </w:rPr>
-        <w:t>Sales Performance Dashboard Using Power BI</w:t>
+        <w:t>Customer Cohort &amp; Churn Analytics Using Power BI</w:t>
       </w:r>
     </w:p>
     <w:p>
@@ -34,15 +34,7 @@
     </w:p>
     <w:p>
       <w:r>
-        <w:t xml:space="preserve">This project involves creating an interactive sales dashboard using Microsoft Power BI Desktop. It helps users </w:t>
-      </w:r>
-      <w:proofErr w:type="spellStart"/>
-      <w:r>
-        <w:t>analyze</w:t>
-      </w:r>
-      <w:proofErr w:type="spellEnd"/>
-      <w:r>
-        <w:t xml:space="preserve"> sales performance and profitability through charts, KPI cards, and filters.</w:t>
+        <w:t>This project analyzes customer churn using Microsoft Power BI. It aims to identify customer groups with higher churn and help businesses understand customer retention patterns.</w:t>
       </w:r>
     </w:p>
     <w:p>
@@ -67,13 +59,8 @@
           <w:numId w:val="1"/>
         </w:numPr>
       </w:pPr>
-      <w:proofErr w:type="spellStart"/>
-      <w:r>
-        <w:t>Analyze</w:t>
-      </w:r>
-      <w:proofErr w:type="spellEnd"/>
-      <w:r>
-        <w:t xml:space="preserve"> total sales and total profit.</w:t>
+      <w:r>
+        <w:t>Calculate the total number of customers.</w:t>
       </w:r>
     </w:p>
     <w:p>
@@ -84,7 +71,7 @@
         </w:numPr>
       </w:pPr>
       <w:r>
-        <w:t>Calculate profit margin percentage.</w:t>
+        <w:t>Identify the number and percentage of churned customers.</w:t>
       </w:r>
     </w:p>
     <w:p>
@@ -95,7 +82,7 @@
         </w:numPr>
       </w:pPr>
       <w:r>
-        <w:t>Track monthly sales trends.</w:t>
+        <w:t>Compare churn across contract types.</w:t>
       </w:r>
     </w:p>
     <w:p>
@@ -106,7 +93,7 @@
         </w:numPr>
       </w:pPr>
       <w:r>
-        <w:t>Compare sales across products and business segments.</w:t>
+        <w:t>Analyze churn by internet service.</w:t>
       </w:r>
     </w:p>
     <w:p>
@@ -117,7 +104,18 @@
         </w:numPr>
       </w:pPr>
       <w:r>
-        <w:t>Filter data by date and country.</w:t>
+        <w:t>Explore how customer tenure relates to churn.</w:t>
+      </w:r>
+    </w:p>
+    <w:p>
+      <w:pPr>
+        <w:numPr>
+          <w:ilvl w:val="0"/>
+          <w:numId w:val="1"/>
+        </w:numPr>
+      </w:pPr>
+      <w:r>
+        <w:t>Provide interactive filters for exploring customer groups.</w:t>
       </w:r>
     </w:p>
     <w:p>
@@ -132,7 +130,7 @@
           <w:b/>
           <w:bCs/>
         </w:rPr>
-        <w:t>3. Tools Used</w:t>
+        <w:t>3. Tools and Technologies</w:t>
       </w:r>
     </w:p>
     <w:p>
@@ -154,7 +152,7 @@
         </w:numPr>
       </w:pPr>
       <w:r>
-        <w:t>Microsoft Excel</w:t>
+        <w:t>Microsoft Excel / CSV</w:t>
       </w:r>
     </w:p>
     <w:p>
@@ -165,6 +163,17 @@
         </w:numPr>
       </w:pPr>
       <w:r>
+        <w:t>Power Query</w:t>
+      </w:r>
+    </w:p>
+    <w:p>
+      <w:pPr>
+        <w:numPr>
+          <w:ilvl w:val="0"/>
+          <w:numId w:val="2"/>
+        </w:numPr>
+      </w:pPr>
+      <w:r>
         <w:t>DAX (Data Analysis Expressions)</w:t>
       </w:r>
     </w:p>
@@ -180,12 +189,12 @@
           <w:b/>
           <w:bCs/>
         </w:rPr>
-        <w:t>4. Dataset</w:t>
-      </w:r>
-    </w:p>
-    <w:p>
-      <w:r>
-        <w:t>The project uses Microsoft's Financial Sample Excel dataset. The dataset includes product, country, segment, date, sales, profit, units sold, discounts, and cost information.</w:t>
+        <w:t>4. Dataset Description</w:t>
+      </w:r>
+    </w:p>
+    <w:p>
+      <w:r>
+        <w:t>The project uses the IBM Telco Customer Churn dataset. It includes customer information such as tenure, contract type, internet service, monthly charges, total charges, and churn status.</w:t>
       </w:r>
     </w:p>
     <w:p>
@@ -200,7 +209,27 @@
           <w:b/>
           <w:bCs/>
         </w:rPr>
-        <w:t>5. Dashboard Visualizations</w:t>
+        <w:t>5. Data Preparation</w:t>
+      </w:r>
+    </w:p>
+    <w:p>
+      <w:r>
+        <w:t>The CSV dataset was imported into Power BI. Data types were reviewed, and the TotalCharges column was checked for blank values or conversion errors. Customer IDs were used to count unique customers.</w:t>
+      </w:r>
+    </w:p>
+    <w:p>
+      <w:pPr>
+        <w:rPr>
+          <w:b/>
+          <w:bCs/>
+        </w:rPr>
+      </w:pPr>
+      <w:r>
+        <w:rPr>
+          <w:b/>
+          <w:bCs/>
+        </w:rPr>
+        <w:t>6. Dashboard Components</w:t>
       </w:r>
     </w:p>
     <w:p>
@@ -211,7 +240,7 @@
         </w:numPr>
       </w:pPr>
       <w:r>
-        <w:t>KPI card: Total Sales</w:t>
+        <w:t>Total Customers KPI card</w:t>
       </w:r>
     </w:p>
     <w:p>
@@ -222,7 +251,7 @@
         </w:numPr>
       </w:pPr>
       <w:r>
-        <w:t>KPI card: Total Profit</w:t>
+        <w:t>Churned Customers KPI card</w:t>
       </w:r>
     </w:p>
     <w:p>
@@ -233,7 +262,7 @@
         </w:numPr>
       </w:pPr>
       <w:r>
-        <w:t>KPI card: Profit Margin %</w:t>
+        <w:t>Churn Rate % KPI card</w:t>
       </w:r>
     </w:p>
     <w:p>
@@ -244,7 +273,7 @@
         </w:numPr>
       </w:pPr>
       <w:r>
-        <w:t>Line chart: Monthly Sales Trend</w:t>
+        <w:t>Customer Churn by Contract Type chart</w:t>
       </w:r>
     </w:p>
     <w:p>
@@ -255,7 +284,7 @@
         </w:numPr>
       </w:pPr>
       <w:r>
-        <w:t>Bar chart: Sales by Product</w:t>
+        <w:t>Customer Churn by Internet Service chart</w:t>
       </w:r>
     </w:p>
     <w:p>
@@ -266,7 +295,7 @@
         </w:numPr>
       </w:pPr>
       <w:r>
-        <w:t>Donut chart: Sales by Segment</w:t>
+        <w:t>Customer Churn by Tenure chart</w:t>
       </w:r>
     </w:p>
     <w:p>
@@ -277,7 +306,7 @@
         </w:numPr>
       </w:pPr>
       <w:r>
-        <w:t>Date slicer</w:t>
+        <w:t>Contract Type slicer</w:t>
       </w:r>
     </w:p>
     <w:p>
@@ -288,47 +317,7 @@
         </w:numPr>
       </w:pPr>
       <w:r>
-        <w:t>Country slicer</w:t>
-      </w:r>
-    </w:p>
-    <w:p>
-      <w:pPr>
-        <w:rPr>
-          <w:b/>
-          <w:bCs/>
-        </w:rPr>
-      </w:pPr>
-      <w:r>
-        <w:rPr>
-          <w:b/>
-          <w:bCs/>
-        </w:rPr>
-        <w:t>6. Methodology</w:t>
-      </w:r>
-    </w:p>
-    <w:p>
-      <w:r>
-        <w:t>The Excel dataset was imported into Power BI Desktop. Measures were created using DAX to calculate sales, profit, and profit margin. Charts and slicers were then added to create an interactive dashboard.</w:t>
-      </w:r>
-    </w:p>
-    <w:p>
-      <w:pPr>
-        <w:rPr>
-          <w:b/>
-          <w:bCs/>
-        </w:rPr>
-      </w:pPr>
-      <w:r>
-        <w:rPr>
-          <w:b/>
-          <w:bCs/>
-        </w:rPr>
-        <w:t>7. Results</w:t>
-      </w:r>
-    </w:p>
-    <w:p>
-      <w:r>
-        <w:t>The dashboard provides an overview of sales and profitability. Users can compare products and segments and explore performance across dates and countries using the slicers.</w:t>
+        <w:t>Internet Service slicer</w:t>
       </w:r>
     </w:p>
     <w:p>
@@ -344,12 +333,52 @@
           <w:bCs/>
         </w:rPr>
         <w:lastRenderedPageBreak/>
-        <w:t>8. Conclusion</w:t>
-      </w:r>
-    </w:p>
-    <w:p>
-      <w:r>
-        <w:t>This project demonstrates how Power BI can be used to transform spreadsheet data into an interactive sales dashboard that supports business analysis and decision-making.</w:t>
+        <w:t>7. Methodology</w:t>
+      </w:r>
+    </w:p>
+    <w:p>
+      <w:r>
+        <w:t>DAX measures were created to calculate total customers, churned customers, and churn rate. Visualizations and slicers were then added to explore customer churn across different groups.</w:t>
+      </w:r>
+    </w:p>
+    <w:p>
+      <w:pPr>
+        <w:rPr>
+          <w:b/>
+          <w:bCs/>
+        </w:rPr>
+      </w:pPr>
+      <w:r>
+        <w:rPr>
+          <w:b/>
+          <w:bCs/>
+        </w:rPr>
+        <w:t>8. Expected Outcome</w:t>
+      </w:r>
+    </w:p>
+    <w:p>
+      <w:r>
+        <w:t>The dashboard provides a visual overview of customer churn patterns. It can help users investigate which contract types, internet service groups, and tenure levels are associated with customer departures.</w:t>
+      </w:r>
+    </w:p>
+    <w:p>
+      <w:pPr>
+        <w:rPr>
+          <w:b/>
+          <w:bCs/>
+        </w:rPr>
+      </w:pPr>
+      <w:r>
+        <w:rPr>
+          <w:b/>
+          <w:bCs/>
+        </w:rPr>
+        <w:t>9. Conclusion</w:t>
+      </w:r>
+    </w:p>
+    <w:p>
+      <w:r>
+        <w:t>This project demonstrates how Power BI can be used for customer churn analysis and interactive business reporting. The findings can help guide further investigation into customer retention strategies.</w:t>
       </w:r>
     </w:p>
     <w:p/>
@@ -366,9 +395,9 @@
 <file path=word/numbering.xml><?xml version="1.0" encoding="utf-8"?>
 <w:numbering xmlns:wpc="http://schemas.microsoft.com/office/word/2010/wordprocessingCanvas" xmlns:cx="http://schemas.microsoft.com/office/drawing/2014/chartex" xmlns:cx1="http://schemas.microsoft.com/office/drawing/2015/9/8/chartex" xmlns:cx2="http://schemas.microsoft.com/office/drawing/2015/10/21/chartex" xmlns:cx3="http://schemas.microsoft.com/office/drawing/2016/5/9/chartex" xmlns:cx4="http://schemas.microsoft.com/office/drawing/2016/5/10/chartex" xmlns:cx5="http://schemas.microsoft.com/office/drawing/2016/5/11/chartex" xmlns:cx6="http://schemas.microsoft.com/office/drawing/2016/5/12/chartex" xmlns:cx7="http://schemas.microsoft.com/office/drawing/2016/5/13/chartex" xmlns:cx8="http://schemas.microsoft.com/office/drawing/2016/5/14/chartex" xmlns:mc="http://schemas.openxmlformats.org/markup-compatibility/2006" xmlns:aink="http://schemas.microsoft.com/office/drawing/2016/ink" xmlns:am3d="http://schemas.microsoft.com/office/drawing/2017/model3d" xmlns:o="urn:schemas-microsoft-com:office:office" xmlns:oel="http://schemas.microsoft.com/office/2019/extlst" xmlns:r="http://schemas.openxmlformats.org/officeDocument/2006/relationships" xmlns:m="http://schemas.openxmlformats.org/officeDocument/2006/math" xmlns:v="urn:schemas-microsoft-com:vml" xmlns:wp14="http://schemas.microsoft.com/office/word/2010/wordprocessingDrawing" xmlns:wp="http://schemas.openxmlformats.org/drawingml/2006/wordprocessingDrawing" xmlns:w10="urn:schemas-microsoft-com:office:word" xmlns:w="http://schemas.openxmlformats.org/wordprocessingml/2006/main" xmlns:w14="http://schemas.microsoft.com/office/word/2010/wordml" xmlns:w15="http://schemas.microsoft.com/office/word/2012/wordml" xmlns:w16cex="http://schemas.microsoft.com/office/word/2018/wordml/cex" xmlns:w16cid="http://schemas.microsoft.com/office/word/2016/wordml/cid" xmlns:w16="http://schemas.microsoft.com/office/word/2018/wordml" xmlns:w16du="http://schemas.microsoft.com/office/word/2023/wordml/word16du" xmlns:w16sdtdh="http://schemas.microsoft.com/office/word/2020/wordml/sdtdatahash" xmlns:w16sdtfl="http://schemas.microsoft.com/office/word/2024/wordml/sdtformatlock" xmlns:w16se="http://schemas.microsoft.com/office/word/2015/wordml/symex" xmlns:wpg="http://schemas.microsoft.com/office/word/2010/wordprocessingGroup" xmlns:wpi="http://schemas.microsoft.com/office/word/2010/wordprocessingInk" xmlns:wne="http://schemas.microsoft.com/office/word/2006/wordml" xmlns:wps="http://schemas.microsoft.com/office/word/2010/wordprocessingShape" mc:Ignorable="w14 w15 w16se w16cid w16 w16cex w16sdtdh w16sdtfl w16du wp14">
   <w:abstractNum w:abstractNumId="0" w15:restartNumberingAfterBreak="0">
-    <w:nsid w:val="08B404D5"/>
+    <w:nsid w:val="2F702314"/>
     <w:multiLevelType w:val="multilevel"/>
-    <w:tmpl w:val="2C760B18"/>
+    <w:tmpl w:val="F208CA34"/>
     <w:lvl w:ilvl="0">
       <w:start w:val="1"/>
       <w:numFmt w:val="bullet"/>
@@ -515,9 +544,9 @@
     </w:lvl>
   </w:abstractNum>
   <w:abstractNum w:abstractNumId="1" w15:restartNumberingAfterBreak="0">
-    <w:nsid w:val="22B52E31"/>
+    <w:nsid w:val="4DDE08C3"/>
     <w:multiLevelType w:val="multilevel"/>
-    <w:tmpl w:val="81761222"/>
+    <w:tmpl w:val="94D43706"/>
     <w:lvl w:ilvl="0">
       <w:start w:val="1"/>
       <w:numFmt w:val="bullet"/>
@@ -664,9 +693,9 @@
     </w:lvl>
   </w:abstractNum>
   <w:abstractNum w:abstractNumId="2" w15:restartNumberingAfterBreak="0">
-    <w:nsid w:val="28B6074D"/>
+    <w:nsid w:val="7FBD4754"/>
     <w:multiLevelType w:val="multilevel"/>
-    <w:tmpl w:val="AC0CC75C"/>
+    <w:tmpl w:val="277E78DC"/>
     <w:lvl w:ilvl="0">
       <w:start w:val="1"/>
       <w:numFmt w:val="bullet"/>
@@ -812,13 +841,13 @@
       </w:rPr>
     </w:lvl>
   </w:abstractNum>
-  <w:num w:numId="1" w16cid:durableId="1928419137">
+  <w:num w:numId="1" w16cid:durableId="55668394">
+    <w:abstractNumId w:val="2"/>
+  </w:num>
+  <w:num w:numId="2" w16cid:durableId="542718917">
     <w:abstractNumId w:val="1"/>
   </w:num>
-  <w:num w:numId="2" w16cid:durableId="1262564622">
-    <w:abstractNumId w:val="2"/>
-  </w:num>
-  <w:num w:numId="3" w16cid:durableId="2052459426">
+  <w:num w:numId="3" w16cid:durableId="1966885863">
     <w:abstractNumId w:val="0"/>
   </w:num>
 </w:numbering>
@@ -1232,7 +1261,7 @@
     <w:link w:val="Heading1Char"/>
     <w:uiPriority w:val="9"/>
     <w:qFormat/>
-    <w:rsid w:val="005349EA"/>
+    <w:rsid w:val="0031622A"/>
     <w:pPr>
       <w:keepNext/>
       <w:keepLines/>
@@ -1255,7 +1284,7 @@
     <w:semiHidden/>
     <w:unhideWhenUsed/>
     <w:qFormat/>
-    <w:rsid w:val="005349EA"/>
+    <w:rsid w:val="0031622A"/>
     <w:pPr>
       <w:keepNext/>
       <w:keepLines/>
@@ -1278,7 +1307,7 @@
     <w:semiHidden/>
     <w:unhideWhenUsed/>
     <w:qFormat/>
-    <w:rsid w:val="005349EA"/>
+    <w:rsid w:val="0031622A"/>
     <w:pPr>
       <w:keepNext/>
       <w:keepLines/>
@@ -1301,7 +1330,7 @@
     <w:semiHidden/>
     <w:unhideWhenUsed/>
     <w:qFormat/>
-    <w:rsid w:val="005349EA"/>
+    <w:rsid w:val="0031622A"/>
     <w:pPr>
       <w:keepNext/>
       <w:keepLines/>
@@ -1324,7 +1353,7 @@
     <w:semiHidden/>
     <w:unhideWhenUsed/>
     <w:qFormat/>
-    <w:rsid w:val="005349EA"/>
+    <w:rsid w:val="0031622A"/>
     <w:pPr>
       <w:keepNext/>
       <w:keepLines/>
@@ -1345,7 +1374,7 @@
     <w:semiHidden/>
     <w:unhideWhenUsed/>
     <w:qFormat/>
-    <w:rsid w:val="005349EA"/>
+    <w:rsid w:val="0031622A"/>
     <w:pPr>
       <w:keepNext/>
       <w:keepLines/>
@@ -1368,7 +1397,7 @@
     <w:semiHidden/>
     <w:unhideWhenUsed/>
     <w:qFormat/>
-    <w:rsid w:val="005349EA"/>
+    <w:rsid w:val="0031622A"/>
     <w:pPr>
       <w:keepNext/>
       <w:keepLines/>
@@ -1389,7 +1418,7 @@
     <w:semiHidden/>
     <w:unhideWhenUsed/>
     <w:qFormat/>
-    <w:rsid w:val="005349EA"/>
+    <w:rsid w:val="0031622A"/>
     <w:pPr>
       <w:keepNext/>
       <w:keepLines/>
@@ -1412,7 +1441,7 @@
     <w:semiHidden/>
     <w:unhideWhenUsed/>
     <w:qFormat/>
-    <w:rsid w:val="005349EA"/>
+    <w:rsid w:val="0031622A"/>
     <w:pPr>
       <w:keepNext/>
       <w:keepLines/>
@@ -1455,7 +1484,7 @@
     <w:basedOn w:val="DefaultParagraphFont"/>
     <w:link w:val="Heading1"/>
     <w:uiPriority w:val="9"/>
-    <w:rsid w:val="005349EA"/>
+    <w:rsid w:val="0031622A"/>
     <w:rPr>
       <w:rFonts w:asciiTheme="majorHAnsi" w:eastAsiaTheme="majorEastAsia" w:hAnsiTheme="majorHAnsi" w:cstheme="majorBidi"/>
       <w:color w:val="2F5496" w:themeColor="accent1" w:themeShade="BF"/>
@@ -1469,7 +1498,7 @@
     <w:link w:val="Heading2"/>
     <w:uiPriority w:val="9"/>
     <w:semiHidden/>
-    <w:rsid w:val="005349EA"/>
+    <w:rsid w:val="0031622A"/>
     <w:rPr>
       <w:rFonts w:asciiTheme="majorHAnsi" w:eastAsiaTheme="majorEastAsia" w:hAnsiTheme="majorHAnsi" w:cstheme="majorBidi"/>
       <w:color w:val="2F5496" w:themeColor="accent1" w:themeShade="BF"/>
@@ -1483,7 +1512,7 @@
     <w:link w:val="Heading3"/>
     <w:uiPriority w:val="9"/>
     <w:semiHidden/>
-    <w:rsid w:val="005349EA"/>
+    <w:rsid w:val="0031622A"/>
     <w:rPr>
       <w:rFonts w:eastAsiaTheme="majorEastAsia" w:cstheme="majorBidi"/>
       <w:color w:val="2F5496" w:themeColor="accent1" w:themeShade="BF"/>
@@ -1497,7 +1526,7 @@
     <w:link w:val="Heading4"/>
     <w:uiPriority w:val="9"/>
     <w:semiHidden/>
-    <w:rsid w:val="005349EA"/>
+    <w:rsid w:val="0031622A"/>
     <w:rPr>
       <w:rFonts w:eastAsiaTheme="majorEastAsia" w:cstheme="majorBidi"/>
       <w:i/>
@@ -1511,7 +1540,7 @@
     <w:link w:val="Heading5"/>
     <w:uiPriority w:val="9"/>
     <w:semiHidden/>
-    <w:rsid w:val="005349EA"/>
+    <w:rsid w:val="0031622A"/>
     <w:rPr>
       <w:rFonts w:eastAsiaTheme="majorEastAsia" w:cstheme="majorBidi"/>
       <w:color w:val="2F5496" w:themeColor="accent1" w:themeShade="BF"/>
@@ -1523,7 +1552,7 @@
     <w:link w:val="Heading6"/>
     <w:uiPriority w:val="9"/>
     <w:semiHidden/>
-    <w:rsid w:val="005349EA"/>
+    <w:rsid w:val="0031622A"/>
     <w:rPr>
       <w:rFonts w:eastAsiaTheme="majorEastAsia" w:cstheme="majorBidi"/>
       <w:i/>
@@ -1537,7 +1566,7 @@
     <w:link w:val="Heading7"/>
     <w:uiPriority w:val="9"/>
     <w:semiHidden/>
-    <w:rsid w:val="005349EA"/>
+    <w:rsid w:val="0031622A"/>
     <w:rPr>
       <w:rFonts w:eastAsiaTheme="majorEastAsia" w:cstheme="majorBidi"/>
       <w:color w:val="595959" w:themeColor="text1" w:themeTint="A6"/>
@@ -1549,7 +1578,7 @@
     <w:link w:val="Heading8"/>
     <w:uiPriority w:val="9"/>
     <w:semiHidden/>
-    <w:rsid w:val="005349EA"/>
+    <w:rsid w:val="0031622A"/>
     <w:rPr>
       <w:rFonts w:eastAsiaTheme="majorEastAsia" w:cstheme="majorBidi"/>
       <w:i/>
@@ -1563,7 +1592,7 @@
     <w:link w:val="Heading9"/>
     <w:uiPriority w:val="9"/>
     <w:semiHidden/>
-    <w:rsid w:val="005349EA"/>
+    <w:rsid w:val="0031622A"/>
     <w:rPr>
       <w:rFonts w:eastAsiaTheme="majorEastAsia" w:cstheme="majorBidi"/>
       <w:color w:val="272727" w:themeColor="text1" w:themeTint="D8"/>
@@ -1576,7 +1605,7 @@
     <w:link w:val="TitleChar"/>
     <w:uiPriority w:val="10"/>
     <w:qFormat/>
-    <w:rsid w:val="005349EA"/>
+    <w:rsid w:val="0031622A"/>
     <w:pPr>
       <w:spacing w:after="80" w:line="240" w:lineRule="auto"/>
       <w:contextualSpacing/>
@@ -1594,7 +1623,7 @@
     <w:basedOn w:val="DefaultParagraphFont"/>
     <w:link w:val="Title"/>
     <w:uiPriority w:val="10"/>
-    <w:rsid w:val="005349EA"/>
+    <w:rsid w:val="0031622A"/>
     <w:rPr>
       <w:rFonts w:asciiTheme="majorHAnsi" w:eastAsiaTheme="majorEastAsia" w:hAnsiTheme="majorHAnsi" w:cstheme="majorBidi"/>
       <w:spacing w:val="-10"/>
@@ -1610,7 +1639,7 @@
     <w:link w:val="SubtitleChar"/>
     <w:uiPriority w:val="11"/>
     <w:qFormat/>
-    <w:rsid w:val="005349EA"/>
+    <w:rsid w:val="0031622A"/>
     <w:pPr>
       <w:numPr>
         <w:ilvl w:val="1"/>
@@ -1629,7 +1658,7 @@
     <w:basedOn w:val="DefaultParagraphFont"/>
     <w:link w:val="Subtitle"/>
     <w:uiPriority w:val="11"/>
-    <w:rsid w:val="005349EA"/>
+    <w:rsid w:val="0031622A"/>
     <w:rPr>
       <w:rFonts w:eastAsiaTheme="majorEastAsia" w:cstheme="majorBidi"/>
       <w:color w:val="595959" w:themeColor="text1" w:themeTint="A6"/>
@@ -1645,7 +1674,7 @@
     <w:link w:val="QuoteChar"/>
     <w:uiPriority w:val="29"/>
     <w:qFormat/>
-    <w:rsid w:val="005349EA"/>
+    <w:rsid w:val="0031622A"/>
     <w:pPr>
       <w:spacing w:before="160"/>
       <w:jc w:val="center"/>
@@ -1661,7 +1690,7 @@
     <w:basedOn w:val="DefaultParagraphFont"/>
     <w:link w:val="Quote"/>
     <w:uiPriority w:val="29"/>
-    <w:rsid w:val="005349EA"/>
+    <w:rsid w:val="0031622A"/>
     <w:rPr>
       <w:i/>
       <w:iCs/>
@@ -1673,7 +1702,7 @@
     <w:basedOn w:val="Normal"/>
     <w:uiPriority w:val="34"/>
     <w:qFormat/>
-    <w:rsid w:val="005349EA"/>
+    <w:rsid w:val="0031622A"/>
     <w:pPr>
       <w:ind w:left="720"/>
       <w:contextualSpacing/>
@@ -1684,7 +1713,7 @@
     <w:basedOn w:val="DefaultParagraphFont"/>
     <w:uiPriority w:val="21"/>
     <w:qFormat/>
-    <w:rsid w:val="005349EA"/>
+    <w:rsid w:val="0031622A"/>
     <w:rPr>
       <w:i/>
       <w:iCs/>
@@ -1698,7 +1727,7 @@
     <w:link w:val="IntenseQuoteChar"/>
     <w:uiPriority w:val="30"/>
     <w:qFormat/>
-    <w:rsid w:val="005349EA"/>
+    <w:rsid w:val="0031622A"/>
     <w:pPr>
       <w:pBdr>
         <w:top w:val="single" w:sz="4" w:space="10" w:color="2F5496" w:themeColor="accent1" w:themeShade="BF"/>
@@ -1719,7 +1748,7 @@
     <w:basedOn w:val="DefaultParagraphFont"/>
     <w:link w:val="IntenseQuote"/>
     <w:uiPriority w:val="30"/>
-    <w:rsid w:val="005349EA"/>
+    <w:rsid w:val="0031622A"/>
     <w:rPr>
       <w:i/>
       <w:iCs/>
@@ -1731,7 +1760,7 @@
     <w:basedOn w:val="DefaultParagraphFont"/>
     <w:uiPriority w:val="32"/>
     <w:qFormat/>
-    <w:rsid w:val="005349EA"/>
+    <w:rsid w:val="0031622A"/>
     <w:rPr>
       <w:b/>
       <w:bCs/>
